--- a/bewerbung-studio/public/templates/Elegant_Lebenslauf_ATS.docx
+++ b/bewerbung-studio/public/templates/Elegant_Lebenslauf_ATS.docx
@@ -7,10 +7,10 @@
         <w:pStyle w:val="ATSName"/>
         <w:keepNext/>
         <w:keepLines w:val="0"/>
-        <w:ind w:left="260" w:right="260"/>
+        <w:ind w:left="720" w:right="420"/>
       </w:pPr>
       <w:r>
-        <w:t>{{VORNAME}} {{NACHNAME}}</w:t>
+        <w:t>{{BEWERBER_NAME}}</w:t>
       </w:r>
     </w:p>
     <w:p>
@@ -18,7 +18,7 @@
         <w:pStyle w:val="CVTitle"/>
         <w:keepNext/>
         <w:keepLines w:val="0"/>
-        <w:ind w:left="260" w:right="260"/>
+        <w:ind w:left="720" w:right="420"/>
       </w:pPr>
       <w:r>
         <w:t>{{BERUFSBEZEICHNUNG}}</w:t>
@@ -29,32 +29,10 @@
         <w:pStyle w:val="Optional"/>
         <w:keepNext w:val="0"/>
         <w:keepLines w:val="0"/>
-        <w:ind w:left="260" w:right="260"/>
+        <w:ind w:left="720" w:right="420"/>
       </w:pPr>
       <w:r>
-        <w:t>{{FACHGEBIETE}}</w:t>
-      </w:r>
-    </w:p>
-    <w:p>
-      <w:pPr>
-        <w:pStyle w:val="Optional"/>
-        <w:keepNext w:val="0"/>
-        <w:keepLines w:val="0"/>
-        <w:ind w:left="260" w:right="260"/>
-      </w:pPr>
-      <w:r>
-        <w:t>{{KONTAKT_ZEILE_1}}</w:t>
-      </w:r>
-    </w:p>
-    <w:p>
-      <w:pPr>
-        <w:pStyle w:val="Optional"/>
-        <w:keepNext w:val="0"/>
-        <w:keepLines w:val="0"/>
-        <w:ind w:left="260" w:right="260"/>
-      </w:pPr>
-      <w:r>
-        <w:t>{{KONTAKT_ZEILE_2}}</w:t>
+        <w:t>{{BEWERBER_ADRESSE}}, {{BEWERBER_PLZ}} {{BEWERBER_ORT}} | {{BEWERBER_EMAIL}} | {{BEWERBER_TELEFON}}</w:t>
       </w:r>
     </w:p>
     <w:p>
@@ -62,7 +40,7 @@
         <w:pStyle w:val="ATSSection"/>
         <w:keepNext/>
         <w:keepLines w:val="0"/>
-        <w:ind w:left="260" w:right="260"/>
+        <w:ind w:left="720" w:right="420"/>
       </w:pPr>
       <w:r>
         <w:t>{{ZUSAMMENFASSUNG_TITEL}}</w:t>
@@ -73,7 +51,7 @@
         <w:pStyle w:val="Optional"/>
         <w:keepNext w:val="0"/>
         <w:keepLines w:val="0"/>
-        <w:ind w:left="260" w:right="260"/>
+        <w:ind w:left="720" w:right="420"/>
       </w:pPr>
       <w:r>
         <w:t>{{ZUSAMMENFASSUNG}}</w:t>
@@ -84,7 +62,7 @@
         <w:pStyle w:val="ATSSection"/>
         <w:keepNext/>
         <w:keepLines w:val="0"/>
-        <w:ind w:left="260" w:right="260"/>
+        <w:ind w:left="720" w:right="420"/>
       </w:pPr>
       <w:r>
         <w:t>{{BERUFSERFAHRUNG_TITEL}}</w:t>
@@ -95,7 +73,7 @@
         <w:pStyle w:val="EntryRole"/>
         <w:keepNext/>
         <w:keepLines/>
-        <w:ind w:left="260" w:right="260"/>
+        <w:ind w:left="720" w:right="420"/>
       </w:pPr>
       <w:r>
         <w:t>{{POSITION_1}}</w:t>
@@ -106,7 +84,7 @@
         <w:pStyle w:val="EntryMeta"/>
         <w:keepNext/>
         <w:keepLines/>
-        <w:ind w:left="260" w:right="260"/>
+        <w:ind w:left="720" w:right="420"/>
       </w:pPr>
       <w:r>
         <w:t>{{UNTERNEHMEN_1}} | {{STARTDATUM_1}}{{DATUM_TRENNER_1}}{{ENDDATUM_1}} | {{ARBEITSORT_1}}</w:t>
@@ -117,7 +95,7 @@
         <w:pStyle w:val="Optional"/>
         <w:keepNext w:val="0"/>
         <w:keepLines/>
-        <w:ind w:left="260" w:right="260"/>
+        <w:ind w:left="720" w:right="420"/>
       </w:pPr>
       <w:r>
         <w:t>{{BESCHREIBUNG_1}}</w:t>
@@ -128,7 +106,7 @@
         <w:pStyle w:val="OptionalBullet"/>
         <w:keepNext w:val="0"/>
         <w:keepLines/>
-        <w:ind w:left="260" w:right="260"/>
+        <w:ind w:left="720" w:right="420"/>
       </w:pPr>
       <w:r>
         <w:t>{{ERFOLG_1_1}}</w:t>
@@ -139,7 +117,7 @@
         <w:pStyle w:val="OptionalBullet"/>
         <w:keepNext w:val="0"/>
         <w:keepLines/>
-        <w:ind w:left="260" w:right="260"/>
+        <w:ind w:left="720" w:right="420"/>
       </w:pPr>
       <w:r>
         <w:t>{{ERFOLG_1_2}}</w:t>
@@ -150,7 +128,7 @@
         <w:pStyle w:val="OptionalBullet"/>
         <w:keepNext w:val="0"/>
         <w:keepLines/>
-        <w:ind w:left="260" w:right="260"/>
+        <w:ind w:left="720" w:right="420"/>
       </w:pPr>
       <w:r>
         <w:t>{{ERFOLG_1_3}}</w:t>
@@ -161,7 +139,7 @@
         <w:pStyle w:val="OptionalBullet"/>
         <w:keepNext w:val="0"/>
         <w:keepLines/>
-        <w:ind w:left="260" w:right="260"/>
+        <w:ind w:left="720" w:right="420"/>
       </w:pPr>
       <w:r>
         <w:t>{{ERFOLG_1_4}}</w:t>
@@ -172,7 +150,7 @@
         <w:pStyle w:val="OptionalBullet"/>
         <w:keepNext w:val="0"/>
         <w:keepLines/>
-        <w:ind w:left="260" w:right="260"/>
+        <w:ind w:left="720" w:right="420"/>
       </w:pPr>
       <w:r>
         <w:t>{{ERFOLG_1_5}}</w:t>
@@ -183,7 +161,7 @@
         <w:pStyle w:val="EntryRole"/>
         <w:keepNext/>
         <w:keepLines/>
-        <w:ind w:left="260" w:right="260"/>
+        <w:ind w:left="720" w:right="420"/>
       </w:pPr>
       <w:r>
         <w:t>{{POSITION_2}}</w:t>
@@ -194,7 +172,7 @@
         <w:pStyle w:val="EntryMeta"/>
         <w:keepNext/>
         <w:keepLines/>
-        <w:ind w:left="260" w:right="260"/>
+        <w:ind w:left="720" w:right="420"/>
       </w:pPr>
       <w:r>
         <w:t>{{UNTERNEHMEN_2}} | {{STARTDATUM_2}}{{DATUM_TRENNER_2}}{{ENDDATUM_2}} | {{ARBEITSORT_2}}</w:t>
@@ -205,7 +183,7 @@
         <w:pStyle w:val="Optional"/>
         <w:keepNext w:val="0"/>
         <w:keepLines/>
-        <w:ind w:left="260" w:right="260"/>
+        <w:ind w:left="720" w:right="420"/>
       </w:pPr>
       <w:r>
         <w:t>{{BESCHREIBUNG_2}}</w:t>
@@ -216,7 +194,7 @@
         <w:pStyle w:val="OptionalBullet"/>
         <w:keepNext w:val="0"/>
         <w:keepLines/>
-        <w:ind w:left="260" w:right="260"/>
+        <w:ind w:left="720" w:right="420"/>
       </w:pPr>
       <w:r>
         <w:t>{{ERFOLG_2_1}}</w:t>
@@ -227,7 +205,7 @@
         <w:pStyle w:val="OptionalBullet"/>
         <w:keepNext w:val="0"/>
         <w:keepLines/>
-        <w:ind w:left="260" w:right="260"/>
+        <w:ind w:left="720" w:right="420"/>
       </w:pPr>
       <w:r>
         <w:t>{{ERFOLG_2_2}}</w:t>
@@ -238,7 +216,7 @@
         <w:pStyle w:val="OptionalBullet"/>
         <w:keepNext w:val="0"/>
         <w:keepLines/>
-        <w:ind w:left="260" w:right="260"/>
+        <w:ind w:left="720" w:right="420"/>
       </w:pPr>
       <w:r>
         <w:t>{{ERFOLG_2_3}}</w:t>
@@ -249,7 +227,7 @@
         <w:pStyle w:val="OptionalBullet"/>
         <w:keepNext w:val="0"/>
         <w:keepLines/>
-        <w:ind w:left="260" w:right="260"/>
+        <w:ind w:left="720" w:right="420"/>
       </w:pPr>
       <w:r>
         <w:t>{{ERFOLG_2_4}}</w:t>
@@ -260,7 +238,7 @@
         <w:pStyle w:val="OptionalBullet"/>
         <w:keepNext w:val="0"/>
         <w:keepLines/>
-        <w:ind w:left="260" w:right="260"/>
+        <w:ind w:left="720" w:right="420"/>
       </w:pPr>
       <w:r>
         <w:t>{{ERFOLG_2_5}}</w:t>
@@ -271,7 +249,7 @@
         <w:pStyle w:val="EntryRole"/>
         <w:keepNext/>
         <w:keepLines/>
-        <w:ind w:left="260" w:right="260"/>
+        <w:ind w:left="720" w:right="420"/>
       </w:pPr>
       <w:r>
         <w:t>{{POSITION_3}}</w:t>
@@ -282,7 +260,7 @@
         <w:pStyle w:val="EntryMeta"/>
         <w:keepNext/>
         <w:keepLines/>
-        <w:ind w:left="260" w:right="260"/>
+        <w:ind w:left="720" w:right="420"/>
       </w:pPr>
       <w:r>
         <w:t>{{UNTERNEHMEN_3}} | {{STARTDATUM_3}}{{DATUM_TRENNER_3}}{{ENDDATUM_3}} | {{ARBEITSORT_3}}</w:t>
@@ -293,7 +271,7 @@
         <w:pStyle w:val="Optional"/>
         <w:keepNext w:val="0"/>
         <w:keepLines/>
-        <w:ind w:left="260" w:right="260"/>
+        <w:ind w:left="720" w:right="420"/>
       </w:pPr>
       <w:r>
         <w:t>{{BESCHREIBUNG_3}}</w:t>
@@ -304,7 +282,7 @@
         <w:pStyle w:val="OptionalBullet"/>
         <w:keepNext w:val="0"/>
         <w:keepLines/>
-        <w:ind w:left="260" w:right="260"/>
+        <w:ind w:left="720" w:right="420"/>
       </w:pPr>
       <w:r>
         <w:t>{{ERFOLG_3_1}}</w:t>
@@ -315,7 +293,7 @@
         <w:pStyle w:val="OptionalBullet"/>
         <w:keepNext w:val="0"/>
         <w:keepLines/>
-        <w:ind w:left="260" w:right="260"/>
+        <w:ind w:left="720" w:right="420"/>
       </w:pPr>
       <w:r>
         <w:t>{{ERFOLG_3_2}}</w:t>
@@ -326,7 +304,7 @@
         <w:pStyle w:val="OptionalBullet"/>
         <w:keepNext w:val="0"/>
         <w:keepLines/>
-        <w:ind w:left="260" w:right="260"/>
+        <w:ind w:left="720" w:right="420"/>
       </w:pPr>
       <w:r>
         <w:t>{{ERFOLG_3_3}}</w:t>
@@ -337,7 +315,7 @@
         <w:pStyle w:val="OptionalBullet"/>
         <w:keepNext w:val="0"/>
         <w:keepLines/>
-        <w:ind w:left="260" w:right="260"/>
+        <w:ind w:left="720" w:right="420"/>
       </w:pPr>
       <w:r>
         <w:t>{{ERFOLG_3_4}}</w:t>
@@ -348,7 +326,7 @@
         <w:pStyle w:val="OptionalBullet"/>
         <w:keepNext w:val="0"/>
         <w:keepLines/>
-        <w:ind w:left="260" w:right="260"/>
+        <w:ind w:left="720" w:right="420"/>
       </w:pPr>
       <w:r>
         <w:t>{{ERFOLG_3_5}}</w:t>
@@ -359,7 +337,7 @@
         <w:pStyle w:val="EntryRole"/>
         <w:keepNext/>
         <w:keepLines/>
-        <w:ind w:left="260" w:right="260"/>
+        <w:ind w:left="720" w:right="420"/>
       </w:pPr>
       <w:r>
         <w:t>{{POSITION_4}}</w:t>
@@ -370,7 +348,7 @@
         <w:pStyle w:val="EntryMeta"/>
         <w:keepNext/>
         <w:keepLines/>
-        <w:ind w:left="260" w:right="260"/>
+        <w:ind w:left="720" w:right="420"/>
       </w:pPr>
       <w:r>
         <w:t>{{UNTERNEHMEN_4}} | {{STARTDATUM_4}}{{DATUM_TRENNER_4}}{{ENDDATUM_4}} | {{ARBEITSORT_4}}</w:t>
@@ -381,7 +359,7 @@
         <w:pStyle w:val="Optional"/>
         <w:keepNext w:val="0"/>
         <w:keepLines/>
-        <w:ind w:left="260" w:right="260"/>
+        <w:ind w:left="720" w:right="420"/>
       </w:pPr>
       <w:r>
         <w:t>{{BESCHREIBUNG_4}}</w:t>
@@ -392,7 +370,7 @@
         <w:pStyle w:val="OptionalBullet"/>
         <w:keepNext w:val="0"/>
         <w:keepLines/>
-        <w:ind w:left="260" w:right="260"/>
+        <w:ind w:left="720" w:right="420"/>
       </w:pPr>
       <w:r>
         <w:t>{{ERFOLG_4_1}}</w:t>
@@ -403,7 +381,7 @@
         <w:pStyle w:val="OptionalBullet"/>
         <w:keepNext w:val="0"/>
         <w:keepLines/>
-        <w:ind w:left="260" w:right="260"/>
+        <w:ind w:left="720" w:right="420"/>
       </w:pPr>
       <w:r>
         <w:t>{{ERFOLG_4_2}}</w:t>
@@ -414,7 +392,7 @@
         <w:pStyle w:val="OptionalBullet"/>
         <w:keepNext w:val="0"/>
         <w:keepLines/>
-        <w:ind w:left="260" w:right="260"/>
+        <w:ind w:left="720" w:right="420"/>
       </w:pPr>
       <w:r>
         <w:t>{{ERFOLG_4_3}}</w:t>
@@ -425,7 +403,7 @@
         <w:pStyle w:val="OptionalBullet"/>
         <w:keepNext w:val="0"/>
         <w:keepLines/>
-        <w:ind w:left="260" w:right="260"/>
+        <w:ind w:left="720" w:right="420"/>
       </w:pPr>
       <w:r>
         <w:t>{{ERFOLG_4_4}}</w:t>
@@ -436,7 +414,7 @@
         <w:pStyle w:val="OptionalBullet"/>
         <w:keepNext w:val="0"/>
         <w:keepLines/>
-        <w:ind w:left="260" w:right="260"/>
+        <w:ind w:left="720" w:right="420"/>
       </w:pPr>
       <w:r>
         <w:t>{{ERFOLG_4_5}}</w:t>
@@ -447,7 +425,7 @@
         <w:pStyle w:val="EntryRole"/>
         <w:keepNext/>
         <w:keepLines/>
-        <w:ind w:left="260" w:right="260"/>
+        <w:ind w:left="720" w:right="420"/>
       </w:pPr>
       <w:r>
         <w:t>{{POSITION_5}}</w:t>
@@ -458,7 +436,7 @@
         <w:pStyle w:val="EntryMeta"/>
         <w:keepNext/>
         <w:keepLines/>
-        <w:ind w:left="260" w:right="260"/>
+        <w:ind w:left="720" w:right="420"/>
       </w:pPr>
       <w:r>
         <w:t>{{UNTERNEHMEN_5}} | {{STARTDATUM_5}}{{DATUM_TRENNER_5}}{{ENDDATUM_5}} | {{ARBEITSORT_5}}</w:t>
@@ -469,7 +447,7 @@
         <w:pStyle w:val="Optional"/>
         <w:keepNext w:val="0"/>
         <w:keepLines/>
-        <w:ind w:left="260" w:right="260"/>
+        <w:ind w:left="720" w:right="420"/>
       </w:pPr>
       <w:r>
         <w:t>{{BESCHREIBUNG_5}}</w:t>
@@ -480,7 +458,7 @@
         <w:pStyle w:val="OptionalBullet"/>
         <w:keepNext w:val="0"/>
         <w:keepLines/>
-        <w:ind w:left="260" w:right="260"/>
+        <w:ind w:left="720" w:right="420"/>
       </w:pPr>
       <w:r>
         <w:t>{{ERFOLG_5_1}}</w:t>
@@ -491,7 +469,7 @@
         <w:pStyle w:val="OptionalBullet"/>
         <w:keepNext w:val="0"/>
         <w:keepLines/>
-        <w:ind w:left="260" w:right="260"/>
+        <w:ind w:left="720" w:right="420"/>
       </w:pPr>
       <w:r>
         <w:t>{{ERFOLG_5_2}}</w:t>
@@ -502,7 +480,7 @@
         <w:pStyle w:val="OptionalBullet"/>
         <w:keepNext w:val="0"/>
         <w:keepLines/>
-        <w:ind w:left="260" w:right="260"/>
+        <w:ind w:left="720" w:right="420"/>
       </w:pPr>
       <w:r>
         <w:t>{{ERFOLG_5_3}}</w:t>
@@ -513,7 +491,7 @@
         <w:pStyle w:val="OptionalBullet"/>
         <w:keepNext w:val="0"/>
         <w:keepLines/>
-        <w:ind w:left="260" w:right="260"/>
+        <w:ind w:left="720" w:right="420"/>
       </w:pPr>
       <w:r>
         <w:t>{{ERFOLG_5_4}}</w:t>
@@ -524,7 +502,7 @@
         <w:pStyle w:val="OptionalBullet"/>
         <w:keepNext w:val="0"/>
         <w:keepLines/>
-        <w:ind w:left="260" w:right="260"/>
+        <w:ind w:left="720" w:right="420"/>
       </w:pPr>
       <w:r>
         <w:t>{{ERFOLG_5_5}}</w:t>
@@ -535,7 +513,7 @@
         <w:pStyle w:val="ATSSection"/>
         <w:keepNext/>
         <w:keepLines w:val="0"/>
-        <w:ind w:left="260" w:right="260"/>
+        <w:ind w:left="720" w:right="420"/>
       </w:pPr>
       <w:r>
         <w:t>{{AUSBILDUNG_TITEL}}</w:t>
@@ -546,7 +524,7 @@
         <w:pStyle w:val="EntryRole"/>
         <w:keepNext/>
         <w:keepLines/>
-        <w:ind w:left="260" w:right="260"/>
+        <w:ind w:left="720" w:right="420"/>
       </w:pPr>
       <w:r>
         <w:t>{{ABSCHLUSS_1}}</w:t>
@@ -557,7 +535,7 @@
         <w:pStyle w:val="Optional"/>
         <w:keepNext/>
         <w:keepLines/>
-        <w:ind w:left="260" w:right="260"/>
+        <w:ind w:left="720" w:right="420"/>
       </w:pPr>
       <w:r>
         <w:t>{{FACHRICHTUNG_1}}</w:t>
@@ -568,7 +546,7 @@
         <w:pStyle w:val="EntryMeta"/>
         <w:keepNext w:val="0"/>
         <w:keepLines/>
-        <w:ind w:left="260" w:right="260"/>
+        <w:ind w:left="720" w:right="420"/>
       </w:pPr>
       <w:r>
         <w:t>{{HOCHSCHULE_1}} | {{AUSBILDUNG_START_1}}{{AUSBILDUNG_DATUM_TRENNER_1}}{{AUSBILDUNG_ENDE_1}} | {{AUSBILDUNG_ORT_1}}</w:t>
@@ -579,7 +557,7 @@
         <w:pStyle w:val="EntryRole"/>
         <w:keepNext/>
         <w:keepLines/>
-        <w:ind w:left="260" w:right="260"/>
+        <w:ind w:left="720" w:right="420"/>
       </w:pPr>
       <w:r>
         <w:t>{{ABSCHLUSS_2}}</w:t>
@@ -590,7 +568,7 @@
         <w:pStyle w:val="Optional"/>
         <w:keepNext/>
         <w:keepLines/>
-        <w:ind w:left="260" w:right="260"/>
+        <w:ind w:left="720" w:right="420"/>
       </w:pPr>
       <w:r>
         <w:t>{{FACHRICHTUNG_2}}</w:t>
@@ -601,7 +579,7 @@
         <w:pStyle w:val="EntryMeta"/>
         <w:keepNext w:val="0"/>
         <w:keepLines/>
-        <w:ind w:left="260" w:right="260"/>
+        <w:ind w:left="720" w:right="420"/>
       </w:pPr>
       <w:r>
         <w:t>{{HOCHSCHULE_2}} | {{AUSBILDUNG_START_2}}{{AUSBILDUNG_DATUM_TRENNER_2}}{{AUSBILDUNG_ENDE_2}} | {{AUSBILDUNG_ORT_2}}</w:t>
@@ -612,7 +590,7 @@
         <w:pStyle w:val="EntryRole"/>
         <w:keepNext/>
         <w:keepLines/>
-        <w:ind w:left="260" w:right="260"/>
+        <w:ind w:left="720" w:right="420"/>
       </w:pPr>
       <w:r>
         <w:t>{{ABSCHLUSS_3}}</w:t>
@@ -623,7 +601,7 @@
         <w:pStyle w:val="Optional"/>
         <w:keepNext/>
         <w:keepLines/>
-        <w:ind w:left="260" w:right="260"/>
+        <w:ind w:left="720" w:right="420"/>
       </w:pPr>
       <w:r>
         <w:t>{{FACHRICHTUNG_3}}</w:t>
@@ -634,7 +612,7 @@
         <w:pStyle w:val="EntryMeta"/>
         <w:keepNext w:val="0"/>
         <w:keepLines/>
-        <w:ind w:left="260" w:right="260"/>
+        <w:ind w:left="720" w:right="420"/>
       </w:pPr>
       <w:r>
         <w:t>{{HOCHSCHULE_3}} | {{AUSBILDUNG_START_3}}{{AUSBILDUNG_DATUM_TRENNER_3}}{{AUSBILDUNG_ENDE_3}} | {{AUSBILDUNG_ORT_3}}</w:t>
@@ -645,7 +623,7 @@
         <w:pStyle w:val="ATSSection"/>
         <w:keepNext/>
         <w:keepLines w:val="0"/>
-        <w:ind w:left="260" w:right="260"/>
+        <w:ind w:left="720" w:right="420"/>
       </w:pPr>
       <w:r>
         <w:t>{{KENNTNISSE_TITEL}}</w:t>
@@ -656,7 +634,7 @@
         <w:pStyle w:val="Optional"/>
         <w:keepNext w:val="0"/>
         <w:keepLines w:val="0"/>
-        <w:ind w:left="260" w:right="260"/>
+        <w:ind w:left="720" w:right="420"/>
       </w:pPr>
       <w:r>
         <w:t>{{KENNTNISSE}}</w:t>
@@ -667,7 +645,7 @@
         <w:pStyle w:val="ATSSection"/>
         <w:keepNext/>
         <w:keepLines w:val="0"/>
-        <w:ind w:left="260" w:right="260"/>
+        <w:ind w:left="720" w:right="420"/>
       </w:pPr>
       <w:r>
         <w:t>{{SPRACHEN_TITEL}}</w:t>
@@ -678,7 +656,7 @@
         <w:pStyle w:val="Optional"/>
         <w:keepNext w:val="0"/>
         <w:keepLines w:val="0"/>
-        <w:ind w:left="260" w:right="260"/>
+        <w:ind w:left="720" w:right="420"/>
       </w:pPr>
       <w:r>
         <w:t>{{SPRACHEN_ATS}}</w:t>
@@ -689,7 +667,7 @@
         <w:pStyle w:val="ATSSection"/>
         <w:keepNext/>
         <w:keepLines w:val="0"/>
-        <w:ind w:left="260" w:right="260"/>
+        <w:ind w:left="720" w:right="420"/>
       </w:pPr>
       <w:r>
         <w:t>{{ZERTIFIKATE_TITEL}}</w:t>
@@ -700,7 +678,7 @@
         <w:pStyle w:val="Optional"/>
         <w:keepNext w:val="0"/>
         <w:keepLines w:val="0"/>
-        <w:ind w:left="260" w:right="260"/>
+        <w:ind w:left="720" w:right="420"/>
       </w:pPr>
       <w:r>
         <w:t>{{ZERTIFIKATE}}</w:t>
@@ -711,7 +689,7 @@
         <w:pStyle w:val="ATSSection"/>
         <w:keepNext/>
         <w:keepLines w:val="0"/>
-        <w:ind w:left="260" w:right="260"/>
+        <w:ind w:left="720" w:right="420"/>
       </w:pPr>
       <w:r>
         <w:t>{{WEITERBILDUNGEN_TITEL}}</w:t>
@@ -722,7 +700,7 @@
         <w:pStyle w:val="Optional"/>
         <w:keepNext w:val="0"/>
         <w:keepLines w:val="0"/>
-        <w:ind w:left="260" w:right="260"/>
+        <w:ind w:left="720" w:right="420"/>
       </w:pPr>
       <w:r>
         <w:t>{{WEITERBILDUNGEN}}</w:t>
@@ -730,7 +708,7 @@
     </w:p>
     <w:sectPr>
       <w:pgSz w:w="11906" w:h="16838"/>
-      <w:pgMar w:top="850" w:right="850" w:bottom="850" w:left="850" w:header="227" w:footer="283" w:gutter="0"/>
+      <w:pgMar w:top="850" w:right="850" w:bottom="850" w:left="850" w:header="0" w:footer="0" w:gutter="0"/>
       <w:cols w:space="720"/>
       <w:docGrid w:linePitch="312"/>
     </w:sectPr>
@@ -1106,7 +1084,7 @@
     </w:pPr>
     <w:rPr>
       <w:rFonts w:ascii="Arial" w:hAnsi="Arial"/>
-      <w:color w:val="303A43"/>
+      <w:color w:val="3C474D"/>
       <w:sz w:val="18"/>
     </w:rPr>
   </w:style>
@@ -1636,14 +1614,14 @@
       <w:numPr>
         <w:numId w:val="1"/>
       </w:numPr>
-      <w:spacing w:after="20" w:line="252" w:lineRule="auto"/>
-      <w:ind w:left="520" w:hanging="240"/>
+      <w:spacing w:after="20" w:line="259" w:lineRule="auto"/>
+      <w:ind w:left="980" w:hanging="240" w:right="420"/>
       <w:contextualSpacing/>
     </w:pPr>
     <w:rPr>
       <w:rFonts w:ascii="Arial" w:hAnsi="Arial"/>
-      <w:color w:val="303A43"/>
-      <w:sz w:val="16"/>
+      <w:color w:val="626B70"/>
+      <w:sz w:val="18"/>
     </w:rPr>
   </w:style>
   <w:style w:type="paragraph" w:styleId="ListBullet2">
@@ -12802,224 +12780,224 @@
   <w:style w:type="paragraph" w:customStyle="1" w:styleId="CVName">
     <w:name w:val="CV Name"/>
     <w:pPr>
-      <w:spacing w:before="0" w:after="40" w:line="240" w:lineRule="auto"/>
-    </w:pPr>
-    <w:rPr>
-      <w:rFonts w:ascii="Arial" w:hAnsi="Arial"/>
-      <w:b/>
-      <w:i w:val="0"/>
-      <w:color w:val="303A43"/>
-      <w:sz w:val="50"/>
-    </w:rPr>
-  </w:style>
-  <w:style w:type="paragraph" w:customStyle="1" w:styleId="CVTitle">
-    <w:name w:val="CV Title"/>
-    <w:pPr>
       <w:spacing w:before="0" w:after="60" w:line="240" w:lineRule="auto"/>
-    </w:pPr>
-    <w:rPr>
-      <w:rFonts w:ascii="Arial" w:hAnsi="Arial"/>
-      <w:b/>
-      <w:i w:val="0"/>
-      <w:color w:val="55A6D9"/>
-      <w:sz w:val="22"/>
-    </w:rPr>
-  </w:style>
-  <w:style w:type="paragraph" w:customStyle="1" w:styleId="CVFields">
-    <w:name w:val="CV Fields"/>
-    <w:pPr>
-      <w:spacing w:before="0" w:after="80" w:line="252" w:lineRule="auto"/>
     </w:pPr>
     <w:rPr>
       <w:rFonts w:ascii="Arial" w:hAnsi="Arial"/>
       <w:b w:val="0"/>
       <w:i w:val="0"/>
-      <w:color w:val="687681"/>
-      <w:sz w:val="17"/>
+      <w:color w:val="3C474D"/>
+      <w:sz w:val="44"/>
     </w:rPr>
   </w:style>
-  <w:style w:type="paragraph" w:customStyle="1" w:styleId="SectionLeft">
-    <w:name w:val="Section Left"/>
-    <w:pPr>
-      <w:spacing w:before="180" w:after="80" w:line="240" w:lineRule="auto"/>
-    </w:pPr>
-    <w:rPr>
-      <w:rFonts w:ascii="Arial" w:hAnsi="Arial"/>
-      <w:b/>
-      <w:i w:val="0"/>
-      <w:color w:val="303A43"/>
-      <w:sz w:val="22"/>
-    </w:rPr>
-  </w:style>
-  <w:style w:type="paragraph" w:customStyle="1" w:styleId="EntryRole">
-    <w:name w:val="Entry Role"/>
-    <w:pPr>
-      <w:spacing w:before="100" w:after="20" w:line="240" w:lineRule="auto"/>
-    </w:pPr>
-    <w:rPr>
-      <w:rFonts w:ascii="Arial" w:hAnsi="Arial"/>
-      <w:b/>
-      <w:i w:val="0"/>
-      <w:color w:val="303A43"/>
-      <w:sz w:val="19"/>
-    </w:rPr>
-  </w:style>
-  <w:style w:type="paragraph" w:customStyle="1" w:styleId="EntryCompany">
-    <w:name w:val="Entry Company"/>
-    <w:pPr>
-      <w:spacing w:before="0" w:after="20" w:line="240" w:lineRule="auto"/>
-    </w:pPr>
-    <w:rPr>
-      <w:rFonts w:ascii="Arial" w:hAnsi="Arial"/>
-      <w:b/>
-      <w:i w:val="0"/>
-      <w:color w:val="55A6D9"/>
-      <w:sz w:val="17"/>
-    </w:rPr>
-  </w:style>
-  <w:style w:type="paragraph" w:customStyle="1" w:styleId="EntryMeta">
-    <w:name w:val="Entry Meta"/>
-    <w:pPr>
-      <w:spacing w:before="0" w:after="40" w:line="240" w:lineRule="auto"/>
+  <w:style w:type="paragraph" w:customStyle="1" w:styleId="CVTitle">
+    <w:name w:val="CV Title"/>
+    <w:pPr>
+      <w:spacing w:before="0" w:after="0" w:line="245" w:lineRule="auto"/>
     </w:pPr>
     <w:rPr>
       <w:rFonts w:ascii="Arial" w:hAnsi="Arial"/>
       <w:b w:val="0"/>
       <w:i w:val="0"/>
-      <w:color w:val="687681"/>
-      <w:sz w:val="16"/>
+      <w:color w:val="1597F2"/>
+      <w:sz w:val="27"/>
     </w:rPr>
   </w:style>
-  <w:style w:type="paragraph" w:customStyle="1" w:styleId="BodyCompact">
-    <w:name w:val="Body Compact"/>
-    <w:pPr>
-      <w:spacing w:before="0" w:after="40" w:line="259" w:lineRule="auto"/>
+  <w:style w:type="paragraph" w:customStyle="1" w:styleId="CVFields">
+    <w:name w:val="CV Fields"/>
+    <w:pPr>
+      <w:spacing w:before="40" w:after="20" w:line="259" w:lineRule="auto"/>
     </w:pPr>
     <w:rPr>
       <w:rFonts w:ascii="Arial" w:hAnsi="Arial"/>
       <w:b w:val="0"/>
       <w:i w:val="0"/>
-      <w:color w:val="303A43"/>
-      <w:sz w:val="17"/>
+      <w:color w:val="626B70"/>
+      <w:sz w:val="18"/>
+    </w:rPr>
+  </w:style>
+  <w:style w:type="paragraph" w:customStyle="1" w:styleId="SectionLeft">
+    <w:name w:val="Section Left"/>
+    <w:pPr>
+      <w:spacing w:before="300" w:after="100" w:line="240" w:lineRule="auto"/>
+    </w:pPr>
+    <w:rPr>
+      <w:rFonts w:ascii="Arial" w:hAnsi="Arial"/>
+      <w:b w:val="0"/>
+      <w:i w:val="0"/>
+      <w:color w:val="3C474D"/>
+      <w:sz w:val="28"/>
+    </w:rPr>
+  </w:style>
+  <w:style w:type="paragraph" w:customStyle="1" w:styleId="EntryRole">
+    <w:name w:val="Entry Role"/>
+    <w:pPr>
+      <w:spacing w:before="140" w:after="20" w:line="240" w:lineRule="auto"/>
+    </w:pPr>
+    <w:rPr>
+      <w:rFonts w:ascii="Arial" w:hAnsi="Arial"/>
+      <w:b w:val="0"/>
+      <w:i w:val="0"/>
+      <w:color w:val="3C474D"/>
+      <w:sz w:val="21"/>
+    </w:rPr>
+  </w:style>
+  <w:style w:type="paragraph" w:customStyle="1" w:styleId="EntryCompany">
+    <w:name w:val="Entry Company"/>
+    <w:pPr>
+      <w:spacing w:before="0" w:after="40" w:line="240" w:lineRule="auto"/>
+    </w:pPr>
+    <w:rPr>
+      <w:rFonts w:ascii="Arial" w:hAnsi="Arial"/>
+      <w:b w:val="0"/>
+      <w:i w:val="0"/>
+      <w:color w:val="1597F2"/>
+      <w:sz w:val="20"/>
+    </w:rPr>
+  </w:style>
+  <w:style w:type="paragraph" w:customStyle="1" w:styleId="EntryMeta">
+    <w:name w:val="Entry Meta"/>
+    <w:pPr>
+      <w:spacing w:before="0" w:after="40" w:line="240" w:lineRule="auto"/>
+    </w:pPr>
+    <w:rPr>
+      <w:rFonts w:ascii="Arial" w:hAnsi="Arial"/>
+      <w:b w:val="0"/>
+      <w:i w:val="0"/>
+      <w:color w:val="626B70"/>
+      <w:sz w:val="18"/>
+    </w:rPr>
+  </w:style>
+  <w:style w:type="paragraph" w:customStyle="1" w:styleId="BodyCompact">
+    <w:name w:val="Body Compact"/>
+    <w:pPr>
+      <w:spacing w:before="0" w:after="40" w:line="269" w:lineRule="auto"/>
+    </w:pPr>
+    <w:rPr>
+      <w:rFonts w:ascii="Arial" w:hAnsi="Arial"/>
+      <w:b w:val="0"/>
+      <w:i w:val="0"/>
+      <w:color w:val="626B70"/>
+      <w:sz w:val="18"/>
     </w:rPr>
   </w:style>
   <w:style w:type="paragraph" w:customStyle="1" w:styleId="SidebarHeading">
     <w:name w:val="Sidebar Heading"/>
     <w:pPr>
-      <w:spacing w:before="200" w:after="80" w:line="240" w:lineRule="auto"/>
-    </w:pPr>
-    <w:rPr>
-      <w:rFonts w:ascii="Arial" w:hAnsi="Arial"/>
-      <w:b/>
-      <w:i w:val="0"/>
-      <w:color w:val="FFFFFF"/>
-      <w:sz w:val="19"/>
-    </w:rPr>
-  </w:style>
-  <w:style w:type="paragraph" w:customStyle="1" w:styleId="SidebarBody">
-    <w:name w:val="Sidebar Body"/>
-    <w:pPr>
-      <w:spacing w:before="0" w:after="60" w:line="269" w:lineRule="auto"/>
+      <w:spacing w:before="360" w:after="120" w:line="240" w:lineRule="auto"/>
     </w:pPr>
     <w:rPr>
       <w:rFonts w:ascii="Arial" w:hAnsi="Arial"/>
       <w:b w:val="0"/>
       <w:i w:val="0"/>
       <w:color w:val="FFFFFF"/>
-      <w:sz w:val="16"/>
+      <w:sz w:val="26"/>
     </w:rPr>
   </w:style>
-  <w:style w:type="paragraph" w:customStyle="1" w:styleId="SidebarStrong">
-    <w:name w:val="Sidebar Strong"/>
-    <w:pPr>
-      <w:spacing w:before="60" w:after="0" w:line="252" w:lineRule="auto"/>
-    </w:pPr>
-    <w:rPr>
-      <w:rFonts w:ascii="Arial" w:hAnsi="Arial"/>
-      <w:b/>
-      <w:i w:val="0"/>
-      <w:color w:val="FFFFFF"/>
-      <w:sz w:val="17"/>
-    </w:rPr>
-  </w:style>
-  <w:style w:type="paragraph" w:customStyle="1" w:styleId="SidebarMuted">
-    <w:name w:val="Sidebar Muted"/>
-    <w:pPr>
-      <w:spacing w:before="0" w:after="60" w:line="252" w:lineRule="auto"/>
-    </w:pPr>
-    <w:rPr>
-      <w:rFonts w:ascii="Arial" w:hAnsi="Arial"/>
-      <w:b w:val="0"/>
-      <w:i w:val="0"/>
-      <w:color w:val="DDEAF3"/>
-      <w:sz w:val="15"/>
-    </w:rPr>
-  </w:style>
-  <w:style w:type="paragraph" w:customStyle="1" w:styleId="Optional">
-    <w:name w:val="Optional"/>
-    <w:pPr>
-      <w:spacing w:before="0" w:after="40" w:line="259" w:lineRule="auto"/>
-    </w:pPr>
-    <w:rPr>
-      <w:rFonts w:ascii="Arial" w:hAnsi="Arial"/>
-      <w:b w:val="0"/>
-      <w:i w:val="0"/>
-      <w:color w:val="303A43"/>
-      <w:sz w:val="17"/>
-    </w:rPr>
-  </w:style>
-  <w:style w:type="paragraph" w:customStyle="1" w:styleId="OptionalSidebar">
-    <w:name w:val="Optional Sidebar"/>
-    <w:pPr>
-      <w:spacing w:before="0" w:after="60" w:line="269" w:lineRule="auto"/>
+  <w:style w:type="paragraph" w:customStyle="1" w:styleId="SidebarBody">
+    <w:name w:val="Sidebar Body"/>
+    <w:pPr>
+      <w:spacing w:before="0" w:after="100" w:line="276" w:lineRule="auto"/>
     </w:pPr>
     <w:rPr>
       <w:rFonts w:ascii="Arial" w:hAnsi="Arial"/>
       <w:b w:val="0"/>
       <w:i w:val="0"/>
       <w:color w:val="FFFFFF"/>
-      <w:sz w:val="16"/>
+      <w:sz w:val="18"/>
     </w:rPr>
   </w:style>
-  <w:style w:type="paragraph" w:customStyle="1" w:styleId="OptionalHeading">
-    <w:name w:val="Optional Heading"/>
-    <w:pPr>
-      <w:spacing w:before="180" w:after="80" w:line="240" w:lineRule="auto"/>
-    </w:pPr>
-    <w:rPr>
-      <w:rFonts w:ascii="Arial" w:hAnsi="Arial"/>
-      <w:b/>
-      <w:i w:val="0"/>
-      <w:color w:val="303A43"/>
-      <w:sz w:val="22"/>
-    </w:rPr>
-  </w:style>
-  <w:style w:type="paragraph" w:customStyle="1" w:styleId="OptionalSidebarHeading">
-    <w:name w:val="Optional Sidebar Heading"/>
-    <w:pPr>
-      <w:spacing w:before="200" w:after="80" w:line="240" w:lineRule="auto"/>
-    </w:pPr>
-    <w:rPr>
-      <w:rFonts w:ascii="Arial" w:hAnsi="Arial"/>
-      <w:b/>
-      <w:i w:val="0"/>
-      <w:color w:val="FFFFFF"/>
-      <w:sz w:val="19"/>
-    </w:rPr>
-  </w:style>
-  <w:style w:type="paragraph" w:customStyle="1" w:styleId="OptionalBullet">
-    <w:name w:val="Optional Bullet"/>
-    <w:basedOn w:val="ListBullet"/>
-    <w:pPr>
-      <w:spacing w:before="0" w:after="20" w:line="252" w:lineRule="auto"/>
-      <w:ind w:left="520" w:hanging="240"/>
+  <w:style w:type="paragraph" w:customStyle="1" w:styleId="SidebarStrong">
+    <w:name w:val="Sidebar Strong"/>
+    <w:pPr>
+      <w:spacing w:before="120" w:after="20" w:line="252" w:lineRule="auto"/>
     </w:pPr>
     <w:rPr>
       <w:rFonts w:ascii="Arial" w:hAnsi="Arial"/>
       <w:b w:val="0"/>
       <w:i w:val="0"/>
-      <w:color w:val="303A43"/>
-      <w:sz w:val="16"/>
+      <w:color w:val="FFFFFF"/>
+      <w:sz w:val="20"/>
+    </w:rPr>
+  </w:style>
+  <w:style w:type="paragraph" w:customStyle="1" w:styleId="SidebarMuted">
+    <w:name w:val="Sidebar Muted"/>
+    <w:pPr>
+      <w:spacing w:before="0" w:after="100" w:line="269" w:lineRule="auto"/>
+    </w:pPr>
+    <w:rPr>
+      <w:rFonts w:ascii="Arial" w:hAnsi="Arial"/>
+      <w:b w:val="0"/>
+      <w:i w:val="0"/>
+      <w:color w:val="D7E0E7"/>
+      <w:sz w:val="18"/>
+    </w:rPr>
+  </w:style>
+  <w:style w:type="paragraph" w:customStyle="1" w:styleId="Optional">
+    <w:name w:val="Optional"/>
+    <w:pPr>
+      <w:spacing w:before="0" w:after="40" w:line="264" w:lineRule="auto"/>
+    </w:pPr>
+    <w:rPr>
+      <w:rFonts w:ascii="Arial" w:hAnsi="Arial"/>
+      <w:b w:val="0"/>
+      <w:i w:val="0"/>
+      <w:color w:val="3C474D"/>
+      <w:sz w:val="18"/>
+    </w:rPr>
+  </w:style>
+  <w:style w:type="paragraph" w:customStyle="1" w:styleId="OptionalSidebar">
+    <w:name w:val="Optional Sidebar"/>
+    <w:pPr>
+      <w:spacing w:before="0" w:after="100" w:line="276" w:lineRule="auto"/>
+    </w:pPr>
+    <w:rPr>
+      <w:rFonts w:ascii="Arial" w:hAnsi="Arial"/>
+      <w:b w:val="0"/>
+      <w:i w:val="0"/>
+      <w:color w:val="FFFFFF"/>
+      <w:sz w:val="18"/>
+    </w:rPr>
+  </w:style>
+  <w:style w:type="paragraph" w:customStyle="1" w:styleId="OptionalHeading">
+    <w:name w:val="Optional Heading"/>
+    <w:pPr>
+      <w:spacing w:before="300" w:after="100" w:line="240" w:lineRule="auto"/>
+    </w:pPr>
+    <w:rPr>
+      <w:rFonts w:ascii="Arial" w:hAnsi="Arial"/>
+      <w:b w:val="0"/>
+      <w:i w:val="0"/>
+      <w:color w:val="3C474D"/>
+      <w:sz w:val="28"/>
+    </w:rPr>
+  </w:style>
+  <w:style w:type="paragraph" w:customStyle="1" w:styleId="OptionalSidebarHeading">
+    <w:name w:val="Optional Sidebar Heading"/>
+    <w:pPr>
+      <w:spacing w:before="360" w:after="120" w:line="240" w:lineRule="auto"/>
+    </w:pPr>
+    <w:rPr>
+      <w:rFonts w:ascii="Arial" w:hAnsi="Arial"/>
+      <w:b w:val="0"/>
+      <w:i w:val="0"/>
+      <w:color w:val="FFFFFF"/>
+      <w:sz w:val="26"/>
+    </w:rPr>
+  </w:style>
+  <w:style w:type="paragraph" w:customStyle="1" w:styleId="OptionalBullet">
+    <w:name w:val="Optional Bullet"/>
+    <w:basedOn w:val="ListBullet"/>
+    <w:pPr>
+      <w:spacing w:before="0" w:after="20" w:line="259" w:lineRule="auto"/>
+      <w:ind w:left="980" w:hanging="240" w:right="420"/>
+    </w:pPr>
+    <w:rPr>
+      <w:rFonts w:ascii="Arial" w:hAnsi="Arial"/>
+      <w:b w:val="0"/>
+      <w:i w:val="0"/>
+      <w:color w:val="626B70"/>
+      <w:sz w:val="18"/>
     </w:rPr>
   </w:style>
   <w:style w:type="paragraph" w:customStyle="1" w:styleId="CellTerminator">
@@ -13044,7 +13022,7 @@
       <w:rFonts w:ascii="Arial" w:hAnsi="Arial"/>
       <w:b/>
       <w:i w:val="0"/>
-      <w:color w:val="303A43"/>
+      <w:color w:val="3C474D"/>
       <w:sz w:val="48"/>
     </w:rPr>
   </w:style>
@@ -13057,7 +13035,7 @@
       <w:rFonts w:ascii="Arial" w:hAnsi="Arial"/>
       <w:b/>
       <w:i w:val="0"/>
-      <w:color w:val="294966"/>
+      <w:color w:val="244762"/>
       <w:sz w:val="24"/>
     </w:rPr>
   </w:style>
